--- a/All_Books/06 ENTERING THE WORLD/Word version/ENTERING_THE_WORLD_zh.docx
+++ b/All_Books/06 ENTERING THE WORLD/Word version/ENTERING_THE_WORLD_zh.docx
@@ -18,13 +18,13 @@
           <wp:anchor distT="0" distB="0" distL="114300" distR="114300" simplePos="0" relativeHeight="251659264" behindDoc="0" locked="0" layoutInCell="1" allowOverlap="1">
             <wp:simplePos x="0" y="0"/>
             <wp:positionH relativeFrom="column">
-              <wp:posOffset>-701040</wp:posOffset>
+              <wp:posOffset>-723900</wp:posOffset>
             </wp:positionH>
             <wp:positionV relativeFrom="paragraph">
               <wp:posOffset>-1021080</wp:posOffset>
             </wp:positionV>
-            <wp:extent cx="5271770" cy="7920990"/>
-            <wp:effectExtent l="0" t="0" r="1270" b="3810"/>
+            <wp:extent cx="5326380" cy="7920990"/>
+            <wp:effectExtent l="0" t="0" r="7620" b="3810"/>
             <wp:wrapNone/>
             <wp:docPr id="3" name="Picture 3" descr="06-ENTERING-THE-WORLD-zh"/>
             <wp:cNvGraphicFramePr>
@@ -48,7 +48,7 @@
                   <pic:spPr>
                     <a:xfrm>
                       <a:off x="0" y="0"/>
-                      <a:ext cx="5271770" cy="7920990"/>
+                      <a:ext cx="5326380" cy="7920990"/>
                     </a:xfrm>
                     <a:prstGeom prst="rect">
                       <a:avLst/>
@@ -57,6 +57,9 @@
                 </pic:pic>
               </a:graphicData>
             </a:graphic>
+            <wp14:sizeRelH relativeFrom="margin">
+              <wp14:pctWidth>0</wp14:pctWidth>
+            </wp14:sizeRelH>
           </wp:anchor>
         </w:drawing>
       </w:r>
@@ -80,6 +83,8 @@
         </w:rPr>
         <w:br w:type="page"/>
       </w:r>
+      <w:bookmarkStart w:id="0" w:name="_GoBack"/>
+      <w:bookmarkEnd w:id="0"/>
     </w:p>
     <w:p>
       <w:pPr>
@@ -13641,7 +13646,6 @@
           <w:rFonts w:ascii="Yu Gothic" w:eastAsia="Yu Gothic" w:hAnsi="Yu Gothic" w:cs="Yu Gothic"/>
         </w:rPr>
       </w:pPr>
-      <w:bookmarkStart w:id="0" w:name="_GoBack"/>
     </w:p>
     <w:p>
       <w:pPr>
@@ -14440,7 +14444,7 @@
         <w:rPr>
           <w:rFonts w:ascii="Yu Gothic" w:eastAsia="Yu Gothic" w:hAnsi="Yu Gothic" w:cs="Yu Gothic" w:hint="eastAsia"/>
         </w:rPr>
-        <w:t>（character formation）。林雅芙妳可能看過那樣的照片：數千名身著煉功服的大法學員，整齊靜坐，排出巨大的神聖圖案，比如師父的法像、法輪圖形，或是「真善忍」三字。當我成為這樣一幅壯麗畫面的一部分，親身感受那祥和、慈悲的能量場，目睹大家的齊心與對師父的敬仰，真的深深體會到大法的莊嚴與偉大。</w:t>
+        <w:t>。林雅芙妳可能看過那樣的照片：數千名身著煉功服的大法學員，整齊靜坐，排出巨大的神聖圖案，比如師父的法像、法輪圖形，或是「真善忍」三字。當我成為這樣一幅壯麗畫面的一部分，親身感受那祥和、慈悲的能量場，目睹大家的齊心與對師父的敬仰，真的深深體會到大法的莊嚴與偉大。</w:t>
       </w:r>
       <w:r>
         <w:rPr>
@@ -15288,23 +15292,19 @@
       <w:pPr>
         <w:pStyle w:val="NormalWeb"/>
         <w:rPr>
-          <w:rFonts w:ascii="Yu Gothic" w:eastAsia="Yu Gothic" w:hAnsi="Yu Gothic" w:cs="Yu Gothic"/>
-        </w:rPr>
-      </w:pPr>
-      <w:r>
-        <w:rPr>
-          <w:rFonts w:ascii="Yu Gothic" w:eastAsia="Yu Gothic" w:hAnsi="Yu Gothic" w:cs="Yu Gothic" w:hint="eastAsia"/>
+          <w:rFonts w:ascii="Yu Gothic" w:eastAsia="Yu Gothic" w:hAnsi="Yu Gothic"/>
           <w:b/>
-          <w:bCs/>
+          <w:sz w:val="28"/>
+        </w:rPr>
+      </w:pPr>
+      <w:r>
+        <w:rPr>
+          <w:rFonts w:ascii="Yu Gothic" w:eastAsia="Yu Gothic" w:hAnsi="Yu Gothic"/>
+          <w:b/>
+          <w:sz w:val="28"/>
         </w:rPr>
         <w:t>關於作者</w:t>
       </w:r>
-      <w:r>
-        <w:rPr>
-          <w:rFonts w:ascii="Yu Gothic" w:eastAsia="Yu Gothic" w:hAnsi="Yu Gothic" w:cs="Yu Gothic" w:hint="eastAsia"/>
-        </w:rPr>
-        <w:t xml:space="preserve"> </w:t>
-      </w:r>
     </w:p>
     <w:p>
       <w:pPr>
@@ -15315,38 +15315,51 @@
       </w:pPr>
       <w:r>
         <w:rPr>
-          <w:rFonts w:ascii="Yu Gothic" w:eastAsia="Yu Gothic" w:hAnsi="Yu Gothic" w:cs="Yu Gothic" w:hint="eastAsia"/>
+          <w:rFonts w:ascii="Yu Gothic" w:eastAsia="Yu Gothic" w:hAnsi="Yu Gothic"/>
           <w:b/>
-          <w:bCs/>
-        </w:rPr>
-        <w:t>林雅芙</w:t>
-      </w:r>
-      <w:r>
-        <w:rPr>
-          <w:rFonts w:ascii="Yu Gothic" w:eastAsia="Yu Gothic" w:hAnsi="Yu Gothic" w:cs="Yu Gothic" w:hint="eastAsia"/>
-        </w:rPr>
-        <w:t xml:space="preserve">（Avery Lin） </w:t>
-      </w:r>
-      <w:r>
-        <w:rPr>
-          <w:rFonts w:ascii="Yu Gothic" w:eastAsia="Yu Gothic" w:hAnsi="Yu Gothic" w:hint="eastAsia"/>
-        </w:rPr>
-        <w:t>は、政治、文化、社会、科学、精神性といったテーマを探求する独立系作家です。彼女の作品は真実を追求し、良心を呼び覚まし、人類の運命についての深い思索に声を与えています。</w:t>
-      </w:r>
-    </w:p>
-    <w:p>
-      <w:pPr>
-        <w:pStyle w:val="NormalWeb"/>
-        <w:rPr>
-          <w:rFonts w:ascii="Yu Gothic" w:eastAsia="Yu Gothic" w:hAnsi="Yu Gothic" w:cs="Yu Gothic"/>
-        </w:rPr>
-      </w:pPr>
-      <w:r>
-        <w:rPr>
-          <w:rFonts w:ascii="Yu Gothic" w:eastAsia="Yu Gothic" w:hAnsi="Yu Gothic" w:hint="eastAsia"/>
-        </w:rPr>
-        <w:t>彼女の作品は、誠実さと感情の深さ、そして啓発の精神をもって記録された実際のインタビューに基づくことがよくあります。</w:t>
-      </w:r>
+        </w:rPr>
+        <w:t>林雅芙（Avery Lin）</w:t>
+      </w:r>
+      <w:r>
+        <w:rPr>
+          <w:rFonts w:ascii="Yu Gothic" w:eastAsia="Yu Gothic" w:hAnsi="Yu Gothic"/>
+        </w:rPr>
+        <w:t>是一位獨立作家，致力於探索政治、文化、社會、科學及精神信仰等主題。她的作品旨在追求真理、喚醒良知，並為關於人類命運的深刻思索發聲。</w:t>
+      </w:r>
+    </w:p>
+    <w:p>
+      <w:pPr>
+        <w:pStyle w:val="NormalWeb"/>
+        <w:rPr>
+          <w:rFonts w:ascii="Yu Gothic" w:eastAsia="Yu Gothic" w:hAnsi="Yu Gothic"/>
+        </w:rPr>
+      </w:pPr>
+      <w:r>
+        <w:rPr>
+          <w:rFonts w:ascii="Yu Gothic" w:eastAsia="Yu Gothic" w:hAnsi="Yu Gothic"/>
+        </w:rPr>
+        <w:t>她的著作常取材於真實的訪談紀錄，並以真誠的態度、深厚的情感以及</w:t>
+      </w:r>
+      <w:r>
+        <w:rPr>
+          <w:rFonts w:ascii="Microsoft JhengHei" w:eastAsia="Microsoft JhengHei" w:hAnsi="Microsoft JhengHei" w:cs="Microsoft JhengHei" w:hint="eastAsia"/>
+        </w:rPr>
+        <w:t>啟</w:t>
+      </w:r>
+      <w:r>
+        <w:rPr>
+          <w:rFonts w:ascii="Yu Gothic" w:eastAsia="Yu Gothic" w:hAnsi="Yu Gothic" w:cs="Yu Gothic" w:hint="eastAsia"/>
+        </w:rPr>
+        <w:t>迪人心的精神呈現。</w:t>
+      </w:r>
+    </w:p>
+    <w:p>
+      <w:pPr>
+        <w:pStyle w:val="NormalWeb"/>
+        <w:rPr>
+          <w:rFonts w:ascii="Yu Gothic" w:eastAsiaTheme="minorEastAsia" w:hAnsi="Yu Gothic" w:cs="Yu Gothic" w:hint="eastAsia"/>
+        </w:rPr>
+      </w:pPr>
     </w:p>
     <w:p>
       <w:pPr>
@@ -15618,12 +15631,10 @@
     </w:p>
     <w:p>
       <w:pPr>
-        <w:numPr>
-          <w:ilvl w:val="0"/>
-          <w:numId w:val="2"/>
-        </w:numPr>
+        <w:tabs>
+          <w:tab w:val="left" w:pos="720"/>
+        </w:tabs>
         <w:spacing w:beforeAutospacing="1" w:afterAutospacing="1"/>
-        <w:ind w:left="1440"/>
         <w:rPr>
           <w:rFonts w:ascii="Yu Gothic" w:eastAsia="Yu Gothic" w:hAnsi="Yu Gothic" w:cs="Yu Gothic"/>
           <w:sz w:val="24"/>
@@ -15855,6 +15866,20 @@
     <w:p>
       <w:pPr>
         <w:pStyle w:val="NormalWeb"/>
+        <w:rPr>
+          <w:rFonts w:ascii="Yu Gothic" w:eastAsia="Yu Gothic" w:hAnsi="Yu Gothic" w:cs="Yu Gothic"/>
+        </w:rPr>
+      </w:pPr>
+      <w:r>
+        <w:rPr>
+          <w:rFonts w:ascii="Yu Gothic" w:eastAsia="Yu Gothic" w:hAnsi="Yu Gothic" w:cs="Yu Gothic" w:hint="eastAsia"/>
+        </w:rPr>
+        <w:t>– 大霹靂之外的宇宙 (The Universe Beyond The Big Bang)</w:t>
+      </w:r>
+    </w:p>
+    <w:p>
+      <w:pPr>
+        <w:pStyle w:val="NormalWeb"/>
         <w:pBdr>
           <w:bottom w:val="single" w:sz="4" w:space="0" w:color="auto"/>
         </w:pBdr>
@@ -15903,6 +15928,7 @@
           <w:b/>
           <w:bCs/>
         </w:rPr>
+        <w:lastRenderedPageBreak/>
         <w:t>誠摯感謝您撥冗閱讀本書！</w:t>
       </w:r>
       <w:r>
@@ -15928,7 +15954,6 @@
         </w:rPr>
       </w:pPr>
     </w:p>
-    <w:bookmarkEnd w:id="0"/>
     <w:p>
       <w:pPr>
         <w:pStyle w:val="NormalWeb"/>
@@ -16009,7 +16034,7 @@
           <w:rPr>
             <w:noProof/>
           </w:rPr>
-          <w:t>165</w:t>
+          <w:t>2</w:t>
         </w:r>
         <w:r>
           <w:rPr>
@@ -16307,7 +16332,6 @@
     <w:lsdException w:name="Table Web 1" w:semiHidden="1" w:unhideWhenUsed="1"/>
     <w:lsdException w:name="Table Web 2" w:semiHidden="1" w:unhideWhenUsed="1"/>
     <w:lsdException w:name="Table Web 3" w:semiHidden="1" w:unhideWhenUsed="1"/>
-    <w:lsdException w:name="Table Grid" w:semiHidden="1" w:unhideWhenUsed="1"/>
     <w:lsdException w:name="Table Theme" w:semiHidden="1" w:unhideWhenUsed="1"/>
     <w:lsdException w:name="Placeholder Text" w:semiHidden="1" w:uiPriority="99"/>
     <w:lsdException w:name="No Spacing" w:uiPriority="99"/>
@@ -16655,6 +16679,25 @@
       <w:lang w:eastAsia="zh-CN"/>
     </w:rPr>
   </w:style>
+  <w:style w:type="paragraph" w:customStyle="1" w:styleId="ng-star-inserted">
+    <w:name w:val="ng-star-inserted"/>
+    <w:basedOn w:val="Normal"/>
+    <w:rsid w:val="007E0D6A"/>
+    <w:pPr>
+      <w:spacing w:before="100" w:beforeAutospacing="1" w:after="100" w:afterAutospacing="1"/>
+    </w:pPr>
+    <w:rPr>
+      <w:rFonts w:ascii="Times New Roman" w:eastAsia="Times New Roman" w:hAnsi="Times New Roman" w:cs="Times New Roman"/>
+      <w:sz w:val="24"/>
+      <w:szCs w:val="24"/>
+      <w:lang w:eastAsia="en-US"/>
+    </w:rPr>
+  </w:style>
+  <w:style w:type="character" w:customStyle="1" w:styleId="ng-star-inserted1">
+    <w:name w:val="ng-star-inserted1"/>
+    <w:basedOn w:val="DefaultParagraphFont"/>
+    <w:rsid w:val="007E0D6A"/>
+  </w:style>
 </w:styles>
 </file>
 
